--- a/research/01_인터뷰_가이드.docx
+++ b/research/01_인터뷰_가이드.docx
@@ -2,7 +2,7 @@
 <file path=word/document.xml><?xml version="1.0" encoding="utf-8"?>
 <w:document xmlns:w="http://schemas.openxmlformats.org/wordprocessingml/2006/main" xmlns:m="http://schemas.openxmlformats.org/officeDocument/2006/math" xmlns:r="http://schemas.openxmlformats.org/officeDocument/2006/relationships" xmlns:o="urn:schemas-microsoft-com:office:office" xmlns:v="urn:schemas-microsoft-com:vml" xmlns:w10="urn:schemas-microsoft-com:office:word" xmlns:a="http://schemas.openxmlformats.org/drawingml/2006/main" xmlns:pic="http://schemas.openxmlformats.org/drawingml/2006/picture" xmlns:wp="http://schemas.openxmlformats.org/drawingml/2006/wordprocessingDrawing">
   <w:body>
-    <w:bookmarkStart w:id="30" w:name="부모-심층-인터뷰-가이드-육아-앱-기획-검증"/>
+    <w:bookmarkStart w:id="31" w:name="부모-심층-인터뷰-가이드-육아-앱-기획-검증"/>
     <w:p>
       <w:pPr>
         <w:pStyle w:val="Heading1"/>
@@ -610,12 +610,74 @@
       </w:r>
     </w:p>
     <w:bookmarkEnd w:id="26"/>
-    <w:bookmarkStart w:id="27" w:name="가격마무리-5분"/>
+    <w:bookmarkStart w:id="27" w:name="맞춤-동화-생성-컨셉-선택-8분"/>
     <w:p>
       <w:pPr>
         <w:pStyle w:val="Heading2"/>
       </w:pPr>
       <w:r>
+        <w:t xml:space="preserve">6-2. 맞춤 동화 생성 컨셉 (선택, 8분)</w:t>
+      </w:r>
+    </w:p>
+    <w:p>
+      <w:pPr>
+        <w:pStyle w:val="FirstParagraph"/>
+      </w:pPr>
+      <w:r>
+        <w:t xml:space="preserve">컨셉 설명:</w:t>
+      </w:r>
+      <w:r>
+        <w:t xml:space="preserve"> </w:t>
+      </w:r>
+      <w:r>
+        <w:t xml:space="preserve">“</w:t>
+      </w:r>
+      <w:r>
+        <w:t xml:space="preserve">아이가 좋아하는 동화를 3~5권 고르면, 비슷한 분위기의 새 이야기를 AI가 만들어 주고 AI 목소리로 읽어 주는 기능입니다. 아이 개인정보는 쓰지 않습니다.</w:t>
+      </w:r>
+      <w:r>
+        <w:t xml:space="preserve">”</w:t>
+      </w:r>
+    </w:p>
+    <w:p>
+      <w:pPr>
+        <w:pStyle w:val="BodyText"/>
+      </w:pPr>
+      <w:r>
+        <w:t xml:space="preserve">추가 1. 아이가 요즘 가장 좋아하는 동화나 캐릭터는 무엇인가요? 같은 이야기를 반복해서 읽어 달라고 하나요? 그럴 때 어떠세요?</w:t>
+      </w:r>
+      <w:r>
+        <w:t xml:space="preserve"> </w:t>
+      </w:r>
+      <w:r>
+        <w:t xml:space="preserve">추가 2. 위 기능이 있다면 어떤 상황에서 쓰실 것 같나요? 아니면 쓰지 않을 이유가 있나요? 기존 방식(새 책 사기, 영상 찾기)과 비교하면 어떤가요?</w:t>
+      </w:r>
+      <w:r>
+        <w:t xml:space="preserve"> </w:t>
+      </w:r>
+      <w:r>
+        <w:t xml:space="preserve">추가 3. 새로 만들어진 이야기를 아이에게 들려주기 전에 직접 확인하고 싶으신가요? 어디까지 확인하고 싶으세요? (전체 읽기 / 요약 / 안전 표시만) 확인이 끝날 때까지 몇 시간 기다려야 한다면 괜찮으신가요?</w:t>
+      </w:r>
+      <w:r>
+        <w:t xml:space="preserve"> </w:t>
+      </w:r>
+      <w:r>
+        <w:t xml:space="preserve">추가 4. 이야기를 읽어 주는 목소리가 AI 목소리라면 어떻게 느껴지세요? 부모 목소리 녹음, AI 목소리, 성우 녹음 중 무엇을 선호하시나요? 잠자리에는 어떤가요? (샘플 음성 1~2개 들려주기)</w:t>
+      </w:r>
+      <w:r>
+        <w:t xml:space="preserve"> </w:t>
+      </w:r>
+      <w:r>
+        <w:t xml:space="preserve">추가 5. 걱정되는 점이 있다면 무엇인가요? (무서운 내용, 기존 동화와 비슷함, 이름 같은 개인정보, 화면·소리 시간 등) 이야기에 아이 이름이 들어가는 것은 어떻게 생각하세요?</w:t>
+      </w:r>
+    </w:p>
+    <w:bookmarkEnd w:id="27"/>
+    <w:bookmarkStart w:id="28" w:name="가격마무리-5분"/>
+    <w:p>
+      <w:pPr>
+        <w:pStyle w:val="Heading2"/>
+      </w:pPr>
+      <w:r>
         <w:t xml:space="preserve">7. 가격·마무리 (5분)</w:t>
       </w:r>
     </w:p>
@@ -655,8 +717,8 @@
         <w:t xml:space="preserve">비슷한 상황의 다른 부모를 소개해 주실 수 있나요?</w:t>
       </w:r>
     </w:p>
-    <w:bookmarkEnd w:id="27"/>
-    <w:bookmarkStart w:id="28" w:name="인터뷰-후-기록-템플릿"/>
+    <w:bookmarkEnd w:id="28"/>
+    <w:bookmarkStart w:id="29" w:name="인터뷰-후-기록-템플릿"/>
     <w:p>
       <w:pPr>
         <w:pStyle w:val="Heading2"/>
@@ -671,6 +733,14 @@
         <w:tblW w:type="auto" w:w="0"/>
         <w:tblLook w:firstRow="1" w:lastRow="0" w:firstColumn="0" w:lastColumn="0" w:noHBand="0" w:noVBand="0" w:val="0020"/>
         <w:jc w:val="start"/>
+        <w:tblBorders>
+          <w:top w:val="single" w:sz="4" w:color="BBBBBB"/>
+          <w:left w:val="single" w:sz="4" w:color="BBBBBB"/>
+          <w:bottom w:val="single" w:sz="4" w:color="BBBBBB"/>
+          <w:right w:val="single" w:sz="4" w:color="BBBBBB"/>
+          <w:insideH w:val="single" w:sz="4" w:color="BBBBBB"/>
+          <w:insideV w:val="single" w:sz="4" w:color="BBBBBB"/>
+        </w:tblBorders>
       </w:tblPr>
       <w:tblGrid>
         <w:gridCol w:w="3960"/>
@@ -688,6 +758,9 @@
               <w:jc w:val="left"/>
             </w:pPr>
             <w:r>
+              <w:rPr>
+                <w:b/>
+              </w:rPr>
               <w:t xml:space="preserve">항목</w:t>
             </w:r>
           </w:p>
@@ -700,6 +773,9 @@
               <w:jc w:val="left"/>
             </w:pPr>
             <w:r>
+              <w:rPr>
+                <w:b/>
+              </w:rPr>
               <w:t xml:space="preserve">내용</w:t>
             </w:r>
           </w:p>
@@ -868,6 +944,50 @@
               <w:jc w:val="left"/>
             </w:pPr>
             <w:r>
+              <w:t xml:space="preserve">맞춤 동화 생성 반응 (낮음/중간/높음) 및 검수 방식 선호</w:t>
+            </w:r>
+          </w:p>
+        </w:tc>
+        <w:tc>
+          <w:tcPr/>
+          <w:p>
+            <w:pPr>
+              <w:pStyle w:val="Compact"/>
+            </w:pPr>
+          </w:p>
+        </w:tc>
+      </w:tr>
+      <w:tr>
+        <w:tc>
+          <w:tcPr/>
+          <w:p>
+            <w:pPr>
+              <w:pStyle w:val="Compact"/>
+              <w:jc w:val="left"/>
+            </w:pPr>
+            <w:r>
+              <w:t xml:space="preserve">AI 낭독 목소리 수용</w:t>
+            </w:r>
+          </w:p>
+        </w:tc>
+        <w:tc>
+          <w:tcPr/>
+          <w:p>
+            <w:pPr>
+              <w:pStyle w:val="Compact"/>
+            </w:pPr>
+          </w:p>
+        </w:tc>
+      </w:tr>
+      <w:tr>
+        <w:tc>
+          <w:tcPr/>
+          <w:p>
+            <w:pPr>
+              <w:pStyle w:val="Compact"/>
+              <w:jc w:val="left"/>
+            </w:pPr>
+            <w:r>
               <w:t xml:space="preserve">지불 의향</w:t>
             </w:r>
           </w:p>
@@ -904,8 +1024,8 @@
         </w:tc>
       </w:tr>
     </w:tbl>
-    <w:bookmarkEnd w:id="28"/>
-    <w:bookmarkStart w:id="29" w:name="분석-방법"/>
+    <w:bookmarkEnd w:id="29"/>
+    <w:bookmarkStart w:id="30" w:name="분석-방법"/>
     <w:p>
       <w:pPr>
         <w:pStyle w:val="Heading2"/>
@@ -953,8 +1073,8 @@
         <w:t xml:space="preserve">가 과반이면 제작 방식·표기 전략을 재검토한다.</w:t>
       </w:r>
     </w:p>
-    <w:bookmarkEnd w:id="29"/>
     <w:bookmarkEnd w:id="30"/>
+    <w:bookmarkEnd w:id="31"/>
     <w:sectPr/>
   </w:body>
 </w:document>
@@ -1981,6 +2101,10 @@
   <w:style w:default="1" w:styleId="Normal" w:type="paragraph">
     <w:name w:val="Normal"/>
     <w:qFormat/>
+    <w:rPr>
+      <w:rFonts w:ascii="WenQuanYi Zen Hei" w:hAnsi="WenQuanYi Zen Hei" w:eastAsia="WenQuanYi Zen Hei" w:cs="WenQuanYi Zen Hei"/>
+      <w:sz w:val="20"/>
+    </w:rPr>
   </w:style>
   <w:style w:styleId="BodyText" w:type="paragraph">
     <w:name w:val="Body Text"/>
@@ -1990,12 +2114,18 @@
       <w:spacing w:after="180" w:before="180"/>
     </w:pPr>
     <w:qFormat/>
+    <w:rPr>
+      <w:rFonts w:ascii="WenQuanYi Zen Hei" w:hAnsi="WenQuanYi Zen Hei" w:eastAsia="WenQuanYi Zen Hei" w:cs="WenQuanYi Zen Hei"/>
+    </w:rPr>
   </w:style>
   <w:style w:customStyle="1" w:styleId="FirstParagraph" w:type="paragraph">
     <w:name w:val="First Paragraph"/>
     <w:basedOn w:val="BodyText"/>
     <w:next w:val="BodyText"/>
     <w:qFormat/>
+    <w:rPr>
+      <w:rFonts w:ascii="WenQuanYi Zen Hei" w:hAnsi="WenQuanYi Zen Hei" w:eastAsia="WenQuanYi Zen Hei" w:cs="WenQuanYi Zen Hei"/>
+    </w:rPr>
   </w:style>
   <w:style w:customStyle="1" w:styleId="Compact" w:type="paragraph">
     <w:name w:val="Compact"/>
@@ -2004,6 +2134,9 @@
     <w:pPr>
       <w:spacing w:after="36" w:before="36"/>
     </w:pPr>
+    <w:rPr>
+      <w:rFonts w:ascii="WenQuanYi Zen Hei" w:hAnsi="WenQuanYi Zen Hei" w:eastAsia="WenQuanYi Zen Hei" w:cs="WenQuanYi Zen Hei"/>
+    </w:rPr>
   </w:style>
   <w:style w:styleId="Title" w:type="paragraph">
     <w:name w:val="Title"/>
@@ -2017,7 +2150,7 @@
       <w:jc w:val="center"/>
     </w:pPr>
     <w:rPr>
-      <w:rFonts w:asciiTheme="majorHAnsi" w:cstheme="majorBidi" w:eastAsiaTheme="majorEastAsia" w:hAnsiTheme="majorHAnsi"/>
+      <w:rFonts w:asciiTheme="majorHAnsi" w:cstheme="majorBidi" w:eastAsiaTheme="majorEastAsia" w:hAnsiTheme="majorHAnsi" w:ascii="WenQuanYi Zen Hei" w:hAnsi="WenQuanYi Zen Hei" w:eastAsia="WenQuanYi Zen Hei" w:cs="WenQuanYi Zen Hei"/>
       <w:b/>
       <w:bCs/>
       <w:color w:themeColor="accent1" w:themeShade="B5" w:val="345A8A"/>
@@ -2037,6 +2170,7 @@
       <w:jc w:val="center"/>
     </w:pPr>
     <w:rPr>
+      <w:rFonts w:ascii="WenQuanYi Zen Hei" w:hAnsi="WenQuanYi Zen Hei" w:eastAsia="WenQuanYi Zen Hei" w:cs="WenQuanYi Zen Hei"/>
       <w:sz w:val="30"/>
       <w:szCs w:val="30"/>
     </w:rPr>
@@ -2050,6 +2184,9 @@
       <w:keepLines/>
       <w:jc w:val="center"/>
     </w:pPr>
+    <w:rPr>
+      <w:rFonts w:ascii="WenQuanYi Zen Hei" w:hAnsi="WenQuanYi Zen Hei" w:eastAsia="WenQuanYi Zen Hei" w:cs="WenQuanYi Zen Hei"/>
+    </w:rPr>
   </w:style>
   <w:style w:styleId="Date" w:type="paragraph">
     <w:name w:val="Date"/>
@@ -2060,6 +2197,9 @@
       <w:keepLines/>
       <w:jc w:val="center"/>
     </w:pPr>
+    <w:rPr>
+      <w:rFonts w:ascii="WenQuanYi Zen Hei" w:hAnsi="WenQuanYi Zen Hei" w:eastAsia="WenQuanYi Zen Hei" w:cs="WenQuanYi Zen Hei"/>
+    </w:rPr>
   </w:style>
   <w:style w:customStyle="1" w:styleId="AbstractTitle" w:type="paragraph">
     <w:name w:val="Abstract Title"/>
@@ -2075,6 +2215,7 @@
     <w:rPr>
       <w:sz w:val="20"/>
       <w:szCs w:val="20"/>
+      <w:rFonts w:ascii="WenQuanYi Zen Hei" w:hAnsi="WenQuanYi Zen Hei" w:eastAsia="WenQuanYi Zen Hei" w:cs="WenQuanYi Zen Hei"/>
       <w:b/>
       <w:color w:val="345A8A"/>
       &gt;
@@ -2091,6 +2232,7 @@
       <w:spacing w:after="300" w:before="100"/>
     </w:pPr>
     <w:rPr>
+      <w:rFonts w:ascii="WenQuanYi Zen Hei" w:hAnsi="WenQuanYi Zen Hei" w:eastAsia="WenQuanYi Zen Hei" w:cs="WenQuanYi Zen Hei"/>
       <w:sz w:val="20"/>
       <w:szCs w:val="20"/>
     </w:rPr>
@@ -2101,7 +2243,9 @@
     <w:next w:val="Bibliography"/>
     <w:qFormat/>
     <w:pPr/>
-    <w:rPr/>
+    <w:rPr>
+      <w:rFonts w:ascii="WenQuanYi Zen Hei" w:hAnsi="WenQuanYi Zen Hei" w:eastAsia="WenQuanYi Zen Hei" w:cs="WenQuanYi Zen Hei"/>
+    </w:rPr>
   </w:style>
   <w:style w:styleId="Heading1" w:type="paragraph">
     <w:name w:val="Heading 1"/>
@@ -2116,7 +2260,7 @@
       <w:outlineLvl w:val="0"/>
     </w:pPr>
     <w:rPr>
-      <w:rFonts w:asciiTheme="majorHAnsi" w:cstheme="majorBidi" w:eastAsiaTheme="majorEastAsia" w:hAnsiTheme="majorHAnsi"/>
+      <w:rFonts w:asciiTheme="majorHAnsi" w:cstheme="majorBidi" w:eastAsiaTheme="majorEastAsia" w:hAnsiTheme="majorHAnsi" w:ascii="WenQuanYi Zen Hei" w:hAnsi="WenQuanYi Zen Hei" w:eastAsia="WenQuanYi Zen Hei" w:cs="WenQuanYi Zen Hei"/>
       <w:b/>
       <w:bCs/>
       <w:color w:themeColor="accent1" w:val="4F81BD"/>
@@ -2138,7 +2282,7 @@
       <w:outlineLvl w:val="1"/>
     </w:pPr>
     <w:rPr>
-      <w:rFonts w:asciiTheme="majorHAnsi" w:cstheme="majorBidi" w:eastAsiaTheme="majorEastAsia" w:hAnsiTheme="majorHAnsi"/>
+      <w:rFonts w:asciiTheme="majorHAnsi" w:cstheme="majorBidi" w:eastAsiaTheme="majorEastAsia" w:hAnsiTheme="majorHAnsi" w:ascii="WenQuanYi Zen Hei" w:hAnsi="WenQuanYi Zen Hei" w:eastAsia="WenQuanYi Zen Hei" w:cs="WenQuanYi Zen Hei"/>
       <w:b/>
       <w:bCs/>
       <w:color w:themeColor="accent1" w:val="4F81BD"/>
@@ -2160,7 +2304,7 @@
       <w:outlineLvl w:val="2"/>
     </w:pPr>
     <w:rPr>
-      <w:rFonts w:asciiTheme="majorHAnsi" w:cstheme="majorBidi" w:eastAsiaTheme="majorEastAsia" w:hAnsiTheme="majorHAnsi"/>
+      <w:rFonts w:asciiTheme="majorHAnsi" w:cstheme="majorBidi" w:eastAsiaTheme="majorEastAsia" w:hAnsiTheme="majorHAnsi" w:ascii="WenQuanYi Zen Hei" w:hAnsi="WenQuanYi Zen Hei" w:eastAsia="WenQuanYi Zen Hei" w:cs="WenQuanYi Zen Hei"/>
       <w:b/>
       <w:bCs/>
       <w:color w:themeColor="accent1" w:val="4F81BD"/>
@@ -2182,7 +2326,7 @@
       <w:outlineLvl w:val="3"/>
     </w:pPr>
     <w:rPr>
-      <w:rFonts w:asciiTheme="majorHAnsi" w:cstheme="majorBidi" w:eastAsiaTheme="majorEastAsia" w:hAnsiTheme="majorHAnsi"/>
+      <w:rFonts w:asciiTheme="majorHAnsi" w:cstheme="majorBidi" w:eastAsiaTheme="majorEastAsia" w:hAnsiTheme="majorHAnsi" w:ascii="WenQuanYi Zen Hei" w:hAnsi="WenQuanYi Zen Hei" w:eastAsia="WenQuanYi Zen Hei" w:cs="WenQuanYi Zen Hei"/>
       <w:i/>
       <w:bCs/>
       <w:color w:themeColor="accent1" w:val="4F81BD"/>
@@ -2204,7 +2348,7 @@
       <w:outlineLvl w:val="4"/>
     </w:pPr>
     <w:rPr>
-      <w:rFonts w:asciiTheme="majorHAnsi" w:cstheme="majorBidi" w:eastAsiaTheme="majorEastAsia" w:hAnsiTheme="majorHAnsi"/>
+      <w:rFonts w:asciiTheme="majorHAnsi" w:cstheme="majorBidi" w:eastAsiaTheme="majorEastAsia" w:hAnsiTheme="majorHAnsi" w:ascii="WenQuanYi Zen Hei" w:hAnsi="WenQuanYi Zen Hei" w:eastAsia="WenQuanYi Zen Hei" w:cs="WenQuanYi Zen Hei"/>
       <w:iCs/>
       <w:color w:themeColor="accent1" w:val="4F81BD"/>
       <w:sz w:val="24"/>
@@ -2225,7 +2369,7 @@
       <w:outlineLvl w:val="5"/>
     </w:pPr>
     <w:rPr>
-      <w:rFonts w:asciiTheme="majorHAnsi" w:cstheme="majorBidi" w:eastAsiaTheme="majorEastAsia" w:hAnsiTheme="majorHAnsi"/>
+      <w:rFonts w:asciiTheme="majorHAnsi" w:cstheme="majorBidi" w:eastAsiaTheme="majorEastAsia" w:hAnsiTheme="majorHAnsi" w:ascii="WenQuanYi Zen Hei" w:hAnsi="WenQuanYi Zen Hei" w:eastAsia="WenQuanYi Zen Hei" w:cs="WenQuanYi Zen Hei"/>
       <w:color w:themeColor="accent1" w:val="4F81BD"/>
       <w:sz w:val="24"/>
       <w:szCs w:val="24"/>
@@ -2245,7 +2389,7 @@
       <w:outlineLvl w:val="6"/>
     </w:pPr>
     <w:rPr>
-      <w:rFonts w:asciiTheme="majorHAnsi" w:cstheme="majorBidi" w:eastAsiaTheme="majorEastAsia" w:hAnsiTheme="majorHAnsi"/>
+      <w:rFonts w:asciiTheme="majorHAnsi" w:cstheme="majorBidi" w:eastAsiaTheme="majorEastAsia" w:hAnsiTheme="majorHAnsi" w:ascii="WenQuanYi Zen Hei" w:hAnsi="WenQuanYi Zen Hei" w:eastAsia="WenQuanYi Zen Hei" w:cs="WenQuanYi Zen Hei"/>
       <w:color w:themeColor="accent1" w:val="4F81BD"/>
       <w:sz w:val="24"/>
       <w:szCs w:val="24"/>
@@ -2265,7 +2409,7 @@
       <w:outlineLvl w:val="7"/>
     </w:pPr>
     <w:rPr>
-      <w:rFonts w:asciiTheme="majorHAnsi" w:cstheme="majorBidi" w:eastAsiaTheme="majorEastAsia" w:hAnsiTheme="majorHAnsi"/>
+      <w:rFonts w:asciiTheme="majorHAnsi" w:cstheme="majorBidi" w:eastAsiaTheme="majorEastAsia" w:hAnsiTheme="majorHAnsi" w:ascii="WenQuanYi Zen Hei" w:hAnsi="WenQuanYi Zen Hei" w:eastAsia="WenQuanYi Zen Hei" w:cs="WenQuanYi Zen Hei"/>
       <w:color w:themeColor="accent1" w:val="4F81BD"/>
       <w:sz w:val="24"/>
       <w:szCs w:val="24"/>
@@ -2285,7 +2429,7 @@
       <w:outlineLvl w:val="8"/>
     </w:pPr>
     <w:rPr>
-      <w:rFonts w:asciiTheme="majorHAnsi" w:cstheme="majorBidi" w:eastAsiaTheme="majorEastAsia" w:hAnsiTheme="majorHAnsi"/>
+      <w:rFonts w:asciiTheme="majorHAnsi" w:cstheme="majorBidi" w:eastAsiaTheme="majorEastAsia" w:hAnsiTheme="majorHAnsi" w:ascii="WenQuanYi Zen Hei" w:hAnsi="WenQuanYi Zen Hei" w:eastAsia="WenQuanYi Zen Hei" w:cs="WenQuanYi Zen Hei"/>
       <w:color w:themeColor="accent1" w:val="4F81BD"/>
       <w:sz w:val="24"/>
       <w:szCs w:val="24"/>
@@ -2302,6 +2446,9 @@
       <w:spacing w:after="100" w:before="100"/>
       <w:ind w:firstLine="0" w:left="480" w:right="480"/>
     </w:pPr>
+    <w:rPr>
+      <w:rFonts w:ascii="WenQuanYi Zen Hei" w:hAnsi="WenQuanYi Zen Hei" w:eastAsia="WenQuanYi Zen Hei" w:cs="WenQuanYi Zen Hei"/>
+    </w:rPr>
   </w:style>
   <w:style w:styleId="FootnoteText" w:type="paragraph">
     <w:name w:val="Footnote Text"/>
@@ -2310,11 +2457,17 @@
     <w:uiPriority w:val="9"/>
     <w:unhideWhenUsed/>
     <w:qFormat/>
+    <w:rPr>
+      <w:rFonts w:ascii="WenQuanYi Zen Hei" w:hAnsi="WenQuanYi Zen Hei" w:eastAsia="WenQuanYi Zen Hei" w:cs="WenQuanYi Zen Hei"/>
+    </w:rPr>
   </w:style>
   <w:style w:default="1" w:styleId="DefaultParagraphFont" w:type="character">
     <w:name w:val="Default Paragraph Font"/>
     <w:semiHidden/>
     <w:unhideWhenUsed/>
+    <w:rPr>
+      <w:rFonts w:ascii="WenQuanYi Zen Hei" w:hAnsi="WenQuanYi Zen Hei" w:eastAsia="WenQuanYi Zen Hei" w:cs="WenQuanYi Zen Hei"/>
+    </w:rPr>
   </w:style>
   <w:style w:default="1" w:styleId="Table" w:type="table">
     <w:name w:val="Table"/>
@@ -2322,6 +2475,9 @@
     <w:semiHidden/>
     <w:unhideWhenUsed/>
     <w:qFormat/>
+    <w:rPr>
+      <w:rFonts w:ascii="WenQuanYi Zen Hei" w:hAnsi="WenQuanYi Zen Hei" w:eastAsia="WenQuanYi Zen Hei" w:cs="WenQuanYi Zen Hei"/>
+    </w:rPr>
     <w:tblPr>
       <w:tblInd w:type="dxa" w:w="0"/>
       <w:tblCellMar>
@@ -2357,12 +2513,16 @@
       <w:spacing w:after="0"/>
     </w:pPr>
     <w:rPr>
+      <w:rFonts w:ascii="WenQuanYi Zen Hei" w:hAnsi="WenQuanYi Zen Hei" w:eastAsia="WenQuanYi Zen Hei" w:cs="WenQuanYi Zen Hei"/>
       <w:b/>
     </w:rPr>
   </w:style>
   <w:style w:customStyle="1" w:styleId="Definition" w:type="paragraph">
     <w:name w:val="Definition"/>
     <w:basedOn w:val="Normal"/>
+    <w:rPr>
+      <w:rFonts w:ascii="WenQuanYi Zen Hei" w:hAnsi="WenQuanYi Zen Hei" w:eastAsia="WenQuanYi Zen Hei" w:cs="WenQuanYi Zen Hei"/>
+    </w:rPr>
   </w:style>
   <w:style w:styleId="Caption" w:type="paragraph">
     <w:name w:val="Caption"/>
@@ -2372,6 +2532,7 @@
       <w:spacing w:after="120" w:before="0"/>
     </w:pPr>
     <w:rPr>
+      <w:rFonts w:ascii="WenQuanYi Zen Hei" w:hAnsi="WenQuanYi Zen Hei" w:eastAsia="WenQuanYi Zen Hei" w:cs="WenQuanYi Zen Hei"/>
       <w:i/>
     </w:rPr>
   </w:style>
@@ -2381,14 +2542,23 @@
     <w:pPr>
       <w:keepNext/>
     </w:pPr>
+    <w:rPr>
+      <w:rFonts w:ascii="WenQuanYi Zen Hei" w:hAnsi="WenQuanYi Zen Hei" w:eastAsia="WenQuanYi Zen Hei" w:cs="WenQuanYi Zen Hei"/>
+    </w:rPr>
   </w:style>
   <w:style w:customStyle="1" w:styleId="ImageCaption" w:type="paragraph">
     <w:name w:val="Image Caption"/>
     <w:basedOn w:val="Caption"/>
+    <w:rPr>
+      <w:rFonts w:ascii="WenQuanYi Zen Hei" w:hAnsi="WenQuanYi Zen Hei" w:eastAsia="WenQuanYi Zen Hei" w:cs="WenQuanYi Zen Hei"/>
+    </w:rPr>
   </w:style>
   <w:style w:customStyle="1" w:styleId="Figure" w:type="paragraph">
     <w:name w:val="Figure"/>
     <w:basedOn w:val="Normal"/>
+    <w:rPr>
+      <w:rFonts w:ascii="WenQuanYi Zen Hei" w:hAnsi="WenQuanYi Zen Hei" w:eastAsia="WenQuanYi Zen Hei" w:cs="WenQuanYi Zen Hei"/>
+    </w:rPr>
   </w:style>
   <w:style w:customStyle="1" w:styleId="CaptionedFigure" w:type="paragraph">
     <w:name w:val="Captioned Figure"/>
@@ -2396,28 +2566,38 @@
     <w:pPr>
       <w:keepNext/>
     </w:pPr>
+    <w:rPr>
+      <w:rFonts w:ascii="WenQuanYi Zen Hei" w:hAnsi="WenQuanYi Zen Hei" w:eastAsia="WenQuanYi Zen Hei" w:cs="WenQuanYi Zen Hei"/>
+    </w:rPr>
   </w:style>
   <w:style w:customStyle="1" w:styleId="BodyTextChar" w:type="character">
     <w:name w:val="Body Text Char"/>
     <w:basedOn w:val="DefaultParagraphFont"/>
     <w:link w:val="BodyText"/>
+    <w:rPr>
+      <w:rFonts w:ascii="WenQuanYi Zen Hei" w:hAnsi="WenQuanYi Zen Hei" w:eastAsia="WenQuanYi Zen Hei" w:cs="WenQuanYi Zen Hei"/>
+    </w:rPr>
   </w:style>
   <w:style w:customStyle="1" w:styleId="VerbatimChar" w:type="character">
     <w:name w:val="Verbatim Char"/>
     <w:basedOn w:val="BodyTextChar"/>
     <w:rPr>
-      <w:rFonts w:ascii="Consolas" w:hAnsi="Consolas"/>
+      <w:rFonts w:ascii="WenQuanYi Zen Hei" w:hAnsi="WenQuanYi Zen Hei" w:eastAsia="WenQuanYi Zen Hei" w:cs="WenQuanYi Zen Hei"/>
       <w:sz w:val="22"/>
     </w:rPr>
   </w:style>
   <w:style w:customStyle="1" w:styleId="SectionNumber" w:type="character">
     <w:name w:val="Section Number"/>
     <w:basedOn w:val="BodyTextChar"/>
+    <w:rPr>
+      <w:rFonts w:ascii="WenQuanYi Zen Hei" w:hAnsi="WenQuanYi Zen Hei" w:eastAsia="WenQuanYi Zen Hei" w:cs="WenQuanYi Zen Hei"/>
+    </w:rPr>
   </w:style>
   <w:style w:styleId="FootnoteReference" w:type="character">
     <w:name w:val="Footnote Reference"/>
     <w:basedOn w:val="BodyTextChar"/>
     <w:rPr>
+      <w:rFonts w:ascii="WenQuanYi Zen Hei" w:hAnsi="WenQuanYi Zen Hei" w:eastAsia="WenQuanYi Zen Hei" w:cs="WenQuanYi Zen Hei"/>
       <w:vertAlign w:val="superscript"/>
     </w:rPr>
   </w:style>
@@ -2425,6 +2605,7 @@
     <w:name w:val="Hyperlink"/>
     <w:basedOn w:val="BodyTextChar"/>
     <w:rPr>
+      <w:rFonts w:ascii="WenQuanYi Zen Hei" w:hAnsi="WenQuanYi Zen Hei" w:eastAsia="WenQuanYi Zen Hei" w:cs="WenQuanYi Zen Hei"/>
       <w:color w:themeColor="accent1" w:val="4F81BD"/>
     </w:rPr>
   </w:style>
@@ -2440,7 +2621,7 @@
       <w:outlineLvl w:val="9"/>
     </w:pPr>
     <w:rPr>
-      <w:rFonts w:asciiTheme="majorHAnsi" w:cstheme="majorBidi" w:eastAsiaTheme="majorEastAsia" w:hAnsiTheme="majorHAnsi"/>
+      <w:rFonts w:asciiTheme="majorHAnsi" w:cstheme="majorBidi" w:eastAsiaTheme="majorEastAsia" w:hAnsiTheme="majorHAnsi" w:ascii="WenQuanYi Zen Hei" w:hAnsi="WenQuanYi Zen Hei" w:eastAsia="WenQuanYi Zen Hei" w:cs="WenQuanYi Zen Hei"/>
       <w:b w:val="0"/>
       <w:bCs w:val="0"/>
       <w:color w:themeColor="accent1" w:themeShade="BF" w:val="365F91"/>
@@ -2453,12 +2634,16 @@
     <w:pPr>
       <w:wordWrap w:val="off"/>
     </w:pPr>
+    <w:rPr>
+      <w:rFonts w:ascii="WenQuanYi Zen Hei" w:hAnsi="WenQuanYi Zen Hei" w:eastAsia="WenQuanYi Zen Hei" w:cs="WenQuanYi Zen Hei"/>
+    </w:rPr>
   </w:style>
   <w:style w:type="character" w:customStyle="1" w:styleId="KeywordTok">
     <w:name w:val="KeywordTok"/>
     <w:basedOn w:val="VerbatimChar"/>
     <w:rPr>
       <w:color w:val="007020"/>
+      <w:rFonts w:ascii="WenQuanYi Zen Hei" w:hAnsi="WenQuanYi Zen Hei" w:eastAsia="WenQuanYi Zen Hei" w:cs="WenQuanYi Zen Hei"/>
       <w:b/>
     </w:rPr>
   </w:style>
@@ -2466,6 +2651,7 @@
     <w:name w:val="DataTypeTok"/>
     <w:basedOn w:val="VerbatimChar"/>
     <w:rPr>
+      <w:rFonts w:ascii="WenQuanYi Zen Hei" w:hAnsi="WenQuanYi Zen Hei" w:eastAsia="WenQuanYi Zen Hei" w:cs="WenQuanYi Zen Hei"/>
       <w:color w:val="902000"/>
     </w:rPr>
   </w:style>
@@ -2473,6 +2659,7 @@
     <w:name w:val="DecValTok"/>
     <w:basedOn w:val="VerbatimChar"/>
     <w:rPr>
+      <w:rFonts w:ascii="WenQuanYi Zen Hei" w:hAnsi="WenQuanYi Zen Hei" w:eastAsia="WenQuanYi Zen Hei" w:cs="WenQuanYi Zen Hei"/>
       <w:color w:val="40a070"/>
     </w:rPr>
   </w:style>
@@ -2480,6 +2667,7 @@
     <w:name w:val="BaseNTok"/>
     <w:basedOn w:val="VerbatimChar"/>
     <w:rPr>
+      <w:rFonts w:ascii="WenQuanYi Zen Hei" w:hAnsi="WenQuanYi Zen Hei" w:eastAsia="WenQuanYi Zen Hei" w:cs="WenQuanYi Zen Hei"/>
       <w:color w:val="40a070"/>
     </w:rPr>
   </w:style>
@@ -2487,6 +2675,7 @@
     <w:name w:val="FloatTok"/>
     <w:basedOn w:val="VerbatimChar"/>
     <w:rPr>
+      <w:rFonts w:ascii="WenQuanYi Zen Hei" w:hAnsi="WenQuanYi Zen Hei" w:eastAsia="WenQuanYi Zen Hei" w:cs="WenQuanYi Zen Hei"/>
       <w:color w:val="40a070"/>
     </w:rPr>
   </w:style>
@@ -2494,6 +2683,7 @@
     <w:name w:val="ConstantTok"/>
     <w:basedOn w:val="VerbatimChar"/>
     <w:rPr>
+      <w:rFonts w:ascii="WenQuanYi Zen Hei" w:hAnsi="WenQuanYi Zen Hei" w:eastAsia="WenQuanYi Zen Hei" w:cs="WenQuanYi Zen Hei"/>
       <w:color w:val="880000"/>
     </w:rPr>
   </w:style>
@@ -2501,6 +2691,7 @@
     <w:name w:val="CharTok"/>
     <w:basedOn w:val="VerbatimChar"/>
     <w:rPr>
+      <w:rFonts w:ascii="WenQuanYi Zen Hei" w:hAnsi="WenQuanYi Zen Hei" w:eastAsia="WenQuanYi Zen Hei" w:cs="WenQuanYi Zen Hei"/>
       <w:color w:val="4070a0"/>
     </w:rPr>
   </w:style>
@@ -2508,6 +2699,7 @@
     <w:name w:val="SpecialCharTok"/>
     <w:basedOn w:val="VerbatimChar"/>
     <w:rPr>
+      <w:rFonts w:ascii="WenQuanYi Zen Hei" w:hAnsi="WenQuanYi Zen Hei" w:eastAsia="WenQuanYi Zen Hei" w:cs="WenQuanYi Zen Hei"/>
       <w:color w:val="4070a0"/>
     </w:rPr>
   </w:style>
@@ -2515,6 +2707,7 @@
     <w:name w:val="StringTok"/>
     <w:basedOn w:val="VerbatimChar"/>
     <w:rPr>
+      <w:rFonts w:ascii="WenQuanYi Zen Hei" w:hAnsi="WenQuanYi Zen Hei" w:eastAsia="WenQuanYi Zen Hei" w:cs="WenQuanYi Zen Hei"/>
       <w:color w:val="4070a0"/>
     </w:rPr>
   </w:style>
@@ -2522,6 +2715,7 @@
     <w:name w:val="VerbatimStringTok"/>
     <w:basedOn w:val="VerbatimChar"/>
     <w:rPr>
+      <w:rFonts w:ascii="WenQuanYi Zen Hei" w:hAnsi="WenQuanYi Zen Hei" w:eastAsia="WenQuanYi Zen Hei" w:cs="WenQuanYi Zen Hei"/>
       <w:color w:val="4070a0"/>
     </w:rPr>
   </w:style>
@@ -2529,6 +2723,7 @@
     <w:name w:val="SpecialStringTok"/>
     <w:basedOn w:val="VerbatimChar"/>
     <w:rPr>
+      <w:rFonts w:ascii="WenQuanYi Zen Hei" w:hAnsi="WenQuanYi Zen Hei" w:eastAsia="WenQuanYi Zen Hei" w:cs="WenQuanYi Zen Hei"/>
       <w:color w:val="bb6688"/>
     </w:rPr>
   </w:style>
@@ -2537,6 +2732,7 @@
     <w:basedOn w:val="VerbatimChar"/>
     <w:rPr>
       <w:color w:val="008000"/>
+      <w:rFonts w:ascii="WenQuanYi Zen Hei" w:hAnsi="WenQuanYi Zen Hei" w:eastAsia="WenQuanYi Zen Hei" w:cs="WenQuanYi Zen Hei"/>
       <w:b/>
     </w:rPr>
   </w:style>
@@ -2545,6 +2741,7 @@
     <w:basedOn w:val="VerbatimChar"/>
     <w:rPr>
       <w:color w:val="60a0b0"/>
+      <w:rFonts w:ascii="WenQuanYi Zen Hei" w:hAnsi="WenQuanYi Zen Hei" w:eastAsia="WenQuanYi Zen Hei" w:cs="WenQuanYi Zen Hei"/>
       <w:i/>
     </w:rPr>
   </w:style>
@@ -2553,6 +2750,7 @@
     <w:basedOn w:val="VerbatimChar"/>
     <w:rPr>
       <w:color w:val="ba2121"/>
+      <w:rFonts w:ascii="WenQuanYi Zen Hei" w:hAnsi="WenQuanYi Zen Hei" w:eastAsia="WenQuanYi Zen Hei" w:cs="WenQuanYi Zen Hei"/>
       <w:i/>
     </w:rPr>
   </w:style>
@@ -2561,6 +2759,7 @@
     <w:basedOn w:val="VerbatimChar"/>
     <w:rPr>
       <w:color w:val="60a0b0"/>
+      <w:rFonts w:ascii="WenQuanYi Zen Hei" w:hAnsi="WenQuanYi Zen Hei" w:eastAsia="WenQuanYi Zen Hei" w:cs="WenQuanYi Zen Hei"/>
       <w:b/>
       <w:i/>
     </w:rPr>
@@ -2570,6 +2769,7 @@
     <w:basedOn w:val="VerbatimChar"/>
     <w:rPr>
       <w:color w:val="60a0b0"/>
+      <w:rFonts w:ascii="WenQuanYi Zen Hei" w:hAnsi="WenQuanYi Zen Hei" w:eastAsia="WenQuanYi Zen Hei" w:cs="WenQuanYi Zen Hei"/>
       <w:b/>
       <w:i/>
     </w:rPr>
@@ -2578,6 +2778,7 @@
     <w:name w:val="OtherTok"/>
     <w:basedOn w:val="VerbatimChar"/>
     <w:rPr>
+      <w:rFonts w:ascii="WenQuanYi Zen Hei" w:hAnsi="WenQuanYi Zen Hei" w:eastAsia="WenQuanYi Zen Hei" w:cs="WenQuanYi Zen Hei"/>
       <w:color w:val="007020"/>
     </w:rPr>
   </w:style>
@@ -2585,6 +2786,7 @@
     <w:name w:val="FunctionTok"/>
     <w:basedOn w:val="VerbatimChar"/>
     <w:rPr>
+      <w:rFonts w:ascii="WenQuanYi Zen Hei" w:hAnsi="WenQuanYi Zen Hei" w:eastAsia="WenQuanYi Zen Hei" w:cs="WenQuanYi Zen Hei"/>
       <w:color w:val="06287e"/>
     </w:rPr>
   </w:style>
@@ -2592,6 +2794,7 @@
     <w:name w:val="VariableTok"/>
     <w:basedOn w:val="VerbatimChar"/>
     <w:rPr>
+      <w:rFonts w:ascii="WenQuanYi Zen Hei" w:hAnsi="WenQuanYi Zen Hei" w:eastAsia="WenQuanYi Zen Hei" w:cs="WenQuanYi Zen Hei"/>
       <w:color w:val="19177c"/>
     </w:rPr>
   </w:style>
@@ -2600,6 +2803,7 @@
     <w:basedOn w:val="VerbatimChar"/>
     <w:rPr>
       <w:color w:val="007020"/>
+      <w:rFonts w:ascii="WenQuanYi Zen Hei" w:hAnsi="WenQuanYi Zen Hei" w:eastAsia="WenQuanYi Zen Hei" w:cs="WenQuanYi Zen Hei"/>
       <w:b/>
     </w:rPr>
   </w:style>
@@ -2607,6 +2811,7 @@
     <w:name w:val="OperatorTok"/>
     <w:basedOn w:val="VerbatimChar"/>
     <w:rPr>
+      <w:rFonts w:ascii="WenQuanYi Zen Hei" w:hAnsi="WenQuanYi Zen Hei" w:eastAsia="WenQuanYi Zen Hei" w:cs="WenQuanYi Zen Hei"/>
       <w:color w:val="666666"/>
     </w:rPr>
   </w:style>
@@ -2614,18 +2819,22 @@
     <w:name w:val="BuiltInTok"/>
     <w:basedOn w:val="VerbatimChar"/>
     <w:rPr>
+      <w:rFonts w:ascii="WenQuanYi Zen Hei" w:hAnsi="WenQuanYi Zen Hei" w:eastAsia="WenQuanYi Zen Hei" w:cs="WenQuanYi Zen Hei"/>
       <w:color w:val="008000"/>
     </w:rPr>
   </w:style>
   <w:style w:type="character" w:customStyle="1" w:styleId="ExtensionTok">
     <w:name w:val="ExtensionTok"/>
     <w:basedOn w:val="VerbatimChar"/>
-    <w:rPr/>
+    <w:rPr>
+      <w:rFonts w:ascii="WenQuanYi Zen Hei" w:hAnsi="WenQuanYi Zen Hei" w:eastAsia="WenQuanYi Zen Hei" w:cs="WenQuanYi Zen Hei"/>
+    </w:rPr>
   </w:style>
   <w:style w:type="character" w:customStyle="1" w:styleId="PreprocessorTok">
     <w:name w:val="PreprocessorTok"/>
     <w:basedOn w:val="VerbatimChar"/>
     <w:rPr>
+      <w:rFonts w:ascii="WenQuanYi Zen Hei" w:hAnsi="WenQuanYi Zen Hei" w:eastAsia="WenQuanYi Zen Hei" w:cs="WenQuanYi Zen Hei"/>
       <w:color w:val="bc7a00"/>
     </w:rPr>
   </w:style>
@@ -2633,19 +2842,23 @@
     <w:name w:val="AttributeTok"/>
     <w:basedOn w:val="VerbatimChar"/>
     <w:rPr>
+      <w:rFonts w:ascii="WenQuanYi Zen Hei" w:hAnsi="WenQuanYi Zen Hei" w:eastAsia="WenQuanYi Zen Hei" w:cs="WenQuanYi Zen Hei"/>
       <w:color w:val="7d9029"/>
     </w:rPr>
   </w:style>
   <w:style w:type="character" w:customStyle="1" w:styleId="RegionMarkerTok">
     <w:name w:val="RegionMarkerTok"/>
     <w:basedOn w:val="VerbatimChar"/>
-    <w:rPr/>
+    <w:rPr>
+      <w:rFonts w:ascii="WenQuanYi Zen Hei" w:hAnsi="WenQuanYi Zen Hei" w:eastAsia="WenQuanYi Zen Hei" w:cs="WenQuanYi Zen Hei"/>
+    </w:rPr>
   </w:style>
   <w:style w:type="character" w:customStyle="1" w:styleId="InformationTok">
     <w:name w:val="InformationTok"/>
     <w:basedOn w:val="VerbatimChar"/>
     <w:rPr>
       <w:color w:val="60a0b0"/>
+      <w:rFonts w:ascii="WenQuanYi Zen Hei" w:hAnsi="WenQuanYi Zen Hei" w:eastAsia="WenQuanYi Zen Hei" w:cs="WenQuanYi Zen Hei"/>
       <w:b/>
       <w:i/>
     </w:rPr>
@@ -2655,6 +2868,7 @@
     <w:basedOn w:val="VerbatimChar"/>
     <w:rPr>
       <w:color w:val="60a0b0"/>
+      <w:rFonts w:ascii="WenQuanYi Zen Hei" w:hAnsi="WenQuanYi Zen Hei" w:eastAsia="WenQuanYi Zen Hei" w:cs="WenQuanYi Zen Hei"/>
       <w:b/>
       <w:i/>
     </w:rPr>
@@ -2664,6 +2878,7 @@
     <w:basedOn w:val="VerbatimChar"/>
     <w:rPr>
       <w:color w:val="ff0000"/>
+      <w:rFonts w:ascii="WenQuanYi Zen Hei" w:hAnsi="WenQuanYi Zen Hei" w:eastAsia="WenQuanYi Zen Hei" w:cs="WenQuanYi Zen Hei"/>
       <w:b/>
     </w:rPr>
   </w:style>
@@ -2672,13 +2887,16 @@
     <w:basedOn w:val="VerbatimChar"/>
     <w:rPr>
       <w:color w:val="ff0000"/>
+      <w:rFonts w:ascii="WenQuanYi Zen Hei" w:hAnsi="WenQuanYi Zen Hei" w:eastAsia="WenQuanYi Zen Hei" w:cs="WenQuanYi Zen Hei"/>
       <w:b/>
     </w:rPr>
   </w:style>
   <w:style w:type="character" w:customStyle="1" w:styleId="NormalTok">
     <w:name w:val="NormalTok"/>
     <w:basedOn w:val="VerbatimChar"/>
-    <w:rPr/>
+    <w:rPr>
+      <w:rFonts w:ascii="WenQuanYi Zen Hei" w:hAnsi="WenQuanYi Zen Hei" w:eastAsia="WenQuanYi Zen Hei" w:cs="WenQuanYi Zen Hei"/>
+    </w:rPr>
   </w:style>
 </w:styles>
 </file>
